--- a/kravspecifikationen.docx
+++ b/kravspecifikationen.docx
@@ -13,16 +13,8 @@
         <w:rPr>
           <w:lang w:val="da-DK"/>
         </w:rPr>
-        <w:t xml:space="preserve">Kravspecifikation – </w:t>
+        <w:t>Kravspecifikation – Kløverly</w:t>
       </w:r>
-      <w:proofErr w:type="spellStart"/>
-      <w:r>
-        <w:rPr>
-          <w:lang w:val="da-DK"/>
-        </w:rPr>
-        <w:t>Kløverly</w:t>
-      </w:r>
-      <w:proofErr w:type="spellEnd"/>
     </w:p>
     <w:p>
       <w:pPr>
@@ -48,63 +40,7 @@
         <w:rPr>
           <w:lang w:val="da-DK"/>
         </w:rPr>
-        <w:t xml:space="preserve">Dette dokument beskriver kravene til vores fælles </w:t>
-      </w:r>
-      <w:proofErr w:type="spellStart"/>
-      <w:r>
-        <w:rPr>
-          <w:lang w:val="da-DK"/>
-        </w:rPr>
-        <w:t>Kløverly</w:t>
-      </w:r>
-      <w:proofErr w:type="spellEnd"/>
-      <w:r>
-        <w:rPr>
-          <w:lang w:val="da-DK"/>
-        </w:rPr>
-        <w:t xml:space="preserve">-system. Kravene er udarbejdet med udgangspunkt i </w:t>
-      </w:r>
-      <w:proofErr w:type="spellStart"/>
-      <w:r>
-        <w:rPr>
-          <w:lang w:val="da-DK"/>
-        </w:rPr>
-        <w:t>Kløverly</w:t>
-      </w:r>
-      <w:proofErr w:type="spellEnd"/>
-      <w:r>
-        <w:rPr>
-          <w:lang w:val="da-DK"/>
-        </w:rPr>
-        <w:t>-casen, vores brainstorm og idéer fra begge tidligere projekter. Vi bruger krav-</w:t>
-      </w:r>
-      <w:proofErr w:type="spellStart"/>
-      <w:r>
-        <w:rPr>
-          <w:lang w:val="da-DK"/>
-        </w:rPr>
-        <w:t>ID’erne</w:t>
-      </w:r>
-      <w:proofErr w:type="spellEnd"/>
-      <w:r>
-        <w:rPr>
-          <w:lang w:val="da-DK"/>
-        </w:rPr>
-        <w:t xml:space="preserve"> til at skabe sammenhæng mellem </w:t>
-      </w:r>
-      <w:proofErr w:type="spellStart"/>
-      <w:r>
-        <w:rPr>
-          <w:lang w:val="da-DK"/>
-        </w:rPr>
-        <w:t>use</w:t>
-      </w:r>
-      <w:proofErr w:type="spellEnd"/>
-      <w:r>
-        <w:rPr>
-          <w:lang w:val="da-DK"/>
-        </w:rPr>
-        <w:t xml:space="preserve"> cases, design, kode og test.</w:t>
+        <w:t>Dette dokument beskriver kravene til vores fælles Kløverly-system. Kravene er udarbejdet med udgangspunkt i Kløverly-casen, vores brainstorm og idéer fra begge tidligere projekter. Vi bruger krav-ID’erne til at skabe sammenhæng mellem use cases, design, kode og test.</w:t>
       </w:r>
     </w:p>
     <w:p>
@@ -131,21 +67,7 @@
         <w:rPr>
           <w:lang w:val="da-DK"/>
         </w:rPr>
-        <w:t xml:space="preserve">Vi vil udvikle et lokalt enkeltbrugersystem, som Grønne Bob eller Don bruger til at administrere beboere, opgaver og point i </w:t>
-      </w:r>
-      <w:proofErr w:type="spellStart"/>
-      <w:r>
-        <w:rPr>
-          <w:lang w:val="da-DK"/>
-        </w:rPr>
-        <w:t>Kløverly</w:t>
-      </w:r>
-      <w:proofErr w:type="spellEnd"/>
-      <w:r>
-        <w:rPr>
-          <w:lang w:val="da-DK"/>
-        </w:rPr>
-        <w:t>. Beboerne har ikke selv adgang til administrationsprogrammet. Vi laver også en informationshjemmeside om landsbyen med inspiration til grønne handlinger.</w:t>
+        <w:t>Vi vil udvikle et lokalt enkeltbrugersystem, som Grønne Bob eller Don bruger til at administrere beboere, opgaver og point i Kløverly. Beboerne har ikke selv adgang til administrationsprogrammet. Vi laver også en informationshjemmeside om landsbyen med inspiration til grønne handlinger.</w:t>
       </w:r>
     </w:p>
     <w:p>
@@ -185,21 +107,7 @@
         <w:rPr>
           <w:lang w:val="da-DK"/>
         </w:rPr>
-        <w:t xml:space="preserve">En bruger af administrationsprogrammet er Grønne Bob eller Don. Kravene er nummereret, så de kan kobles til </w:t>
-      </w:r>
-      <w:proofErr w:type="spellStart"/>
-      <w:r>
-        <w:rPr>
-          <w:lang w:val="da-DK"/>
-        </w:rPr>
-        <w:t>use</w:t>
-      </w:r>
-      <w:proofErr w:type="spellEnd"/>
-      <w:r>
-        <w:rPr>
-          <w:lang w:val="da-DK"/>
-        </w:rPr>
-        <w:t xml:space="preserve"> cases og test.</w:t>
+        <w:t>En bruger af administrationsprogrammet er Grønne Bob eller Don. Kravene er nummereret, så de kan kobles til use cases og test.</w:t>
       </w:r>
     </w:p>
     <w:tbl>
@@ -815,23 +723,7 @@
                 <w:sz w:val="18"/>
                 <w:lang w:val="da-DK"/>
               </w:rPr>
-              <w:t xml:space="preserve">Have en informationshjemmeside om </w:t>
-            </w:r>
-            <w:proofErr w:type="spellStart"/>
-            <w:r>
-              <w:rPr>
-                <w:sz w:val="18"/>
-                <w:lang w:val="da-DK"/>
-              </w:rPr>
-              <w:t>Kløverly</w:t>
-            </w:r>
-            <w:proofErr w:type="spellEnd"/>
-            <w:r>
-              <w:rPr>
-                <w:sz w:val="18"/>
-                <w:lang w:val="da-DK"/>
-              </w:rPr>
-              <w:t xml:space="preserve"> og grøn inspiration uden private beboeroplysninger.</w:t>
+              <w:t>Have en informationshjemmeside om Kløverly og grøn inspiration uden private beboeroplysninger.</w:t>
             </w:r>
           </w:p>
         </w:tc>
@@ -1299,23 +1191,7 @@
                 <w:sz w:val="18"/>
                 <w:lang w:val="da-DK"/>
               </w:rPr>
-              <w:t xml:space="preserve">Ændringer skal kunne ses i programmets oversigter efter </w:t>
-            </w:r>
-            <w:proofErr w:type="spellStart"/>
-            <w:r>
-              <w:rPr>
-                <w:sz w:val="18"/>
-                <w:lang w:val="da-DK"/>
-              </w:rPr>
-              <w:t>gemning</w:t>
-            </w:r>
-            <w:proofErr w:type="spellEnd"/>
-            <w:r>
-              <w:rPr>
-                <w:sz w:val="18"/>
-                <w:lang w:val="da-DK"/>
-              </w:rPr>
-              <w:t>.</w:t>
+              <w:t>Ændringer skal kunne ses i programmets oversigter efter gemning.</w:t>
             </w:r>
           </w:p>
         </w:tc>
@@ -1485,21 +1361,7 @@
         <w:rPr>
           <w:lang w:val="da-DK"/>
         </w:rPr>
-        <w:t xml:space="preserve">Hvert funktionelt krav skal forbindes med mindst én </w:t>
-      </w:r>
-      <w:proofErr w:type="spellStart"/>
-      <w:r>
-        <w:rPr>
-          <w:lang w:val="da-DK"/>
-        </w:rPr>
-        <w:t>use</w:t>
-      </w:r>
-      <w:proofErr w:type="spellEnd"/>
-      <w:r>
-        <w:rPr>
-          <w:lang w:val="da-DK"/>
-        </w:rPr>
-        <w:t xml:space="preserve"> case eller en tydeligt dokumenteret funktion og med en test. I de næste dokumenter bruger vi samme FR-numre, så man kan følge et krav fra analyse til implementering og afprøvning.</w:t>
+        <w:t>Hvert funktionelt krav skal forbindes med mindst én use case eller en tydeligt dokumenteret funktion og med en test. I de næste dokumenter bruger vi samme FR-numre, så man kan følge et krav fra analyse til implementering og afprøvning.</w:t>
       </w:r>
     </w:p>
     <w:p>
@@ -1539,21 +1401,7 @@
         <w:rPr>
           <w:lang w:val="da-DK"/>
         </w:rPr>
-        <w:t xml:space="preserve">Kravene bygger på </w:t>
-      </w:r>
-      <w:proofErr w:type="spellStart"/>
-      <w:r>
-        <w:rPr>
-          <w:lang w:val="da-DK"/>
-        </w:rPr>
-        <w:t>Kløverly</w:t>
-      </w:r>
-      <w:proofErr w:type="spellEnd"/>
-      <w:r>
-        <w:rPr>
-          <w:lang w:val="da-DK"/>
-        </w:rPr>
-        <w:t>-casen (2025), fælles brainstorm og aktører samt vores to tidligere SEP1-projekter. De nye krav FR14–FR19 udvider den oprindelige funktionsliste og skal derfor også gennemføres i det fælles projekt.</w:t>
+        <w:t>Kravene bygger på Kløverly-casen (2025), fælles brainstorm og aktører samt vores to tidligere SEP1-projekter. De nye krav FR14–FR19 udvider den oprindelige funktionsliste og skal derfor også gennemføres i det fælles projekt.</w:t>
       </w:r>
     </w:p>
     <w:sectPr>
@@ -1600,21 +1448,8 @@
       <w:jc w:val="center"/>
     </w:pPr>
     <w:r>
-      <w:t xml:space="preserve">SEP1 · </w:t>
+      <w:t>SEP1 · Kløverly · Kravspecifikation</w:t>
     </w:r>
-    <w:proofErr w:type="spellStart"/>
-    <w:r>
-      <w:t>Kløverly</w:t>
-    </w:r>
-    <w:proofErr w:type="spellEnd"/>
-    <w:r>
-      <w:t xml:space="preserve"> · </w:t>
-    </w:r>
-    <w:proofErr w:type="spellStart"/>
-    <w:r>
-      <w:t>Kravspecifikation</w:t>
-    </w:r>
-    <w:proofErr w:type="spellEnd"/>
   </w:p>
 </w:ftr>
 </file>
@@ -2455,6 +2290,7 @@
   <w:style w:type="character" w:default="1" w:styleId="Standardskrifttypeiafsnit">
     <w:name w:val="Default Paragraph Font"/>
     <w:uiPriority w:val="1"/>
+    <w:semiHidden/>
     <w:unhideWhenUsed/>
   </w:style>
   <w:style w:type="table" w:default="1" w:styleId="Tabel-Normal">
